--- a/docs/墨刀导入/MRD.docx
+++ b/docs/墨刀导入/MRD.docx
@@ -1868,6 +1868,53 @@
         <w:rPr>
           <w:b/>
         </w:rPr>
+        <w:t>与培训场景的交叉</w:t>
+      </w:r>
+      <w:r>
+        <w:t>：招聘量大、新人流动快的行业（互联网、客服、销售、制造），</w:t>
+      </w:r>
+    </w:p>
+    <w:p>
+      <w:pPr>
+        <w:spacing w:after="80" w:line="300" w:lineRule="auto"/>
+      </w:pPr>
+      <w:r>
+        <w:t>培训考核的痛点同样突出 —— 因为它们的共同点是「岗位标准化程度高、入职人数多」。</w:t>
+      </w:r>
+    </w:p>
+    <w:p>
+      <w:pPr>
+        <w:spacing w:after="80" w:line="300" w:lineRule="auto"/>
+      </w:pPr>
+      <w:r>
+        <w:t>这也是产品把培训考核放在同一交付里的原因：</w:t>
+      </w:r>
+      <w:r>
+        <w:rPr>
+          <w:b/>
+        </w:rPr>
+        <w:t>同一套能力模型同时驱动筛选、面试与培养</w:t>
+      </w:r>
+      <w:r>
+        <w:t>，</w:t>
+      </w:r>
+    </w:p>
+    <w:p>
+      <w:pPr>
+        <w:spacing w:after="80" w:line="300" w:lineRule="auto"/>
+      </w:pPr>
+      <w:r>
+        <w:t>对客户而言是「一份投入三处使用」，而不是三个独立工具。</w:t>
+      </w:r>
+    </w:p>
+    <w:p>
+      <w:pPr>
+        <w:spacing w:after="80" w:line="300" w:lineRule="auto"/>
+      </w:pPr>
+      <w:r>
+        <w:rPr>
+          <w:b/>
+        </w:rPr>
         <w:t>为什么选中型企业</w:t>
       </w:r>
       <w:r>
@@ -2693,6 +2740,180 @@
           </w:p>
         </w:tc>
       </w:tr>
+      <w:tr>
+        <w:tc>
+          <w:tcPr>
+            <w:tcW w:type="dxa" w:w="2556"/>
+          </w:tcPr>
+          <w:p>
+            <w:pPr>
+              <w:spacing w:after="20"/>
+            </w:pPr>
+            <w:r>
+              <w:rPr>
+                <w:sz w:val="18"/>
+              </w:rPr>
+            </w:r>
+            <w:r>
+              <w:rPr>
+                <w:b/>
+                <w:sz w:val="18"/>
+              </w:rPr>
+              <w:t>新人带教人</w:t>
+            </w:r>
+          </w:p>
+        </w:tc>
+        <w:tc>
+          <w:tcPr>
+            <w:tcW w:type="dxa" w:w="2556"/>
+          </w:tcPr>
+          <w:p>
+            <w:pPr>
+              <w:spacing w:after="20"/>
+            </w:pPr>
+            <w:r>
+              <w:rPr>
+                <w:sz w:val="18"/>
+              </w:rPr>
+            </w:r>
+            <w:r>
+              <w:rPr>
+                <w:sz w:val="18"/>
+              </w:rPr>
+              <w:t>培训内容标准化，不再每次从零准备</w:t>
+            </w:r>
+          </w:p>
+        </w:tc>
+        <w:tc>
+          <w:tcPr>
+            <w:tcW w:type="dxa" w:w="2556"/>
+          </w:tcPr>
+          <w:p>
+            <w:pPr>
+              <w:spacing w:after="20"/>
+            </w:pPr>
+            <w:r>
+              <w:rPr>
+                <w:sz w:val="18"/>
+              </w:rPr>
+            </w:r>
+            <w:r>
+              <w:rPr>
+                <w:sz w:val="18"/>
+              </w:rPr>
+              <w:t>各部门带教人自行出题</w:t>
+            </w:r>
+          </w:p>
+        </w:tc>
+        <w:tc>
+          <w:tcPr>
+            <w:tcW w:type="dxa" w:w="2556"/>
+          </w:tcPr>
+          <w:p>
+            <w:pPr>
+              <w:spacing w:after="20"/>
+            </w:pPr>
+            <w:r>
+              <w:rPr>
+                <w:sz w:val="18"/>
+              </w:rPr>
+            </w:r>
+            <w:r>
+              <w:rPr>
+                <w:sz w:val="18"/>
+              </w:rPr>
+              <w:t>出一个新岗位的材料要 2–3 周；题库脱离业务，考完还是不会干活</w:t>
+            </w:r>
+          </w:p>
+        </w:tc>
+      </w:tr>
+      <w:tr>
+        <w:tc>
+          <w:tcPr>
+            <w:tcW w:type="dxa" w:w="2556"/>
+          </w:tcPr>
+          <w:p>
+            <w:pPr>
+              <w:spacing w:after="20"/>
+            </w:pPr>
+            <w:r>
+              <w:rPr>
+                <w:sz w:val="18"/>
+              </w:rPr>
+            </w:r>
+            <w:r>
+              <w:rPr>
+                <w:b/>
+                <w:sz w:val="18"/>
+              </w:rPr>
+              <w:t>新人</w:t>
+            </w:r>
+          </w:p>
+        </w:tc>
+        <w:tc>
+          <w:tcPr>
+            <w:tcW w:type="dxa" w:w="2556"/>
+          </w:tcPr>
+          <w:p>
+            <w:pPr>
+              <w:spacing w:after="20"/>
+            </w:pPr>
+            <w:r>
+              <w:rPr>
+                <w:sz w:val="18"/>
+              </w:rPr>
+            </w:r>
+            <w:r>
+              <w:rPr>
+                <w:sz w:val="18"/>
+              </w:rPr>
+              <w:t>明确知道要学什么、考什么、什么时候能考</w:t>
+            </w:r>
+          </w:p>
+        </w:tc>
+        <w:tc>
+          <w:tcPr>
+            <w:tcW w:type="dxa" w:w="2556"/>
+          </w:tcPr>
+          <w:p>
+            <w:pPr>
+              <w:spacing w:after="20"/>
+            </w:pPr>
+            <w:r>
+              <w:rPr>
+                <w:sz w:val="18"/>
+              </w:rPr>
+            </w:r>
+            <w:r>
+              <w:rPr>
+                <w:sz w:val="18"/>
+              </w:rPr>
+              <w:t>边干边问，靠师傅带</w:t>
+            </w:r>
+          </w:p>
+        </w:tc>
+        <w:tc>
+          <w:tcPr>
+            <w:tcW w:type="dxa" w:w="2556"/>
+          </w:tcPr>
+          <w:p>
+            <w:pPr>
+              <w:spacing w:after="20"/>
+            </w:pPr>
+            <w:r>
+              <w:rPr>
+                <w:sz w:val="18"/>
+              </w:rPr>
+            </w:r>
+            <w:r>
+              <w:rPr>
+                <w:sz w:val="18"/>
+              </w:rPr>
+              <w:t>不知道考核标准，担心不公平</w:t>
+            </w:r>
+          </w:p>
+        </w:tc>
+      </w:tr>
     </w:tbl>
     <w:p>
       <w:pPr>
@@ -2715,7 +2936,7 @@
         <w:spacing w:after="80" w:line="300" w:lineRule="auto"/>
       </w:pPr>
       <w:r>
-        <w:t>访谈 5 位 HR 后的一个关键发现：</w:t>
+        <w:t>访谈 26 人（HR 8、面试官 12、用人经理 4、带教人 2）、跟岗观察 6 场后的一个关键发现：</w:t>
       </w:r>
     </w:p>
     <w:tbl>
@@ -2726,13 +2947,14 @@
         <w:tblLook w:firstColumn="1" w:firstRow="1" w:lastColumn="0" w:lastRow="0" w:noHBand="0" w:noVBand="1" w:val="04A0"/>
       </w:tblPr>
       <w:tblGrid>
-        <w:gridCol w:w="5112"/>
-        <w:gridCol w:w="5112"/>
+        <w:gridCol w:w="3408"/>
+        <w:gridCol w:w="3408"/>
+        <w:gridCol w:w="3408"/>
       </w:tblGrid>
       <w:tr>
         <w:tc>
           <w:tcPr>
-            <w:tcW w:type="dxa" w:w="5112"/>
+            <w:tcW w:type="dxa" w:w="3408"/>
             <w:shd w:val="clear" w:fill="EDF2F7"/>
           </w:tcPr>
           <w:p>
@@ -2750,13 +2972,13 @@
                 <w:b/>
                 <w:sz w:val="18"/>
               </w:rPr>
-              <w:t>顾虑</w:t>
+              <w:t>角色</w:t>
             </w:r>
           </w:p>
         </w:tc>
         <w:tc>
           <w:tcPr>
-            <w:tcW w:type="dxa" w:w="5112"/>
+            <w:tcW w:type="dxa" w:w="3408"/>
             <w:shd w:val="clear" w:fill="EDF2F7"/>
           </w:tcPr>
           <w:p>
@@ -2774,7 +2996,31 @@
                 <w:b/>
                 <w:sz w:val="18"/>
               </w:rPr>
-              <w:t>提到人数</w:t>
+              <w:t>核心诉求</w:t>
+            </w:r>
+          </w:p>
+        </w:tc>
+        <w:tc>
+          <w:tcPr>
+            <w:tcW w:type="dxa" w:w="3408"/>
+            <w:shd w:val="clear" w:fill="EDF2F7"/>
+          </w:tcPr>
+          <w:p>
+            <w:pPr>
+              <w:spacing w:after="20"/>
+            </w:pPr>
+            <w:r>
+              <w:rPr>
+                <w:b/>
+                <w:sz w:val="18"/>
+              </w:rPr>
+            </w:r>
+            <w:r>
+              <w:rPr>
+                <w:b/>
+                <w:sz w:val="18"/>
+              </w:rPr>
+              <w:t>最大顾虑（访谈结论）</w:t>
             </w:r>
           </w:p>
         </w:tc>
@@ -2782,7 +3028,7 @@
       <w:tr>
         <w:tc>
           <w:tcPr>
-            <w:tcW w:type="dxa" w:w="5112"/>
+            <w:tcW w:type="dxa" w:w="3408"/>
           </w:tcPr>
           <w:p>
             <w:pPr>
@@ -2795,16 +3041,15 @@
             </w:r>
             <w:r>
               <w:rPr>
-                <w:b/>
-                <w:sz w:val="18"/>
-              </w:rPr>
-              <w:t>「AI 不准还要我背责任」</w:t>
+                <w:sz w:val="18"/>
+              </w:rPr>
+              <w:t>招聘 HR</w:t>
             </w:r>
           </w:p>
         </w:tc>
         <w:tc>
           <w:tcPr>
-            <w:tcW w:type="dxa" w:w="5112"/>
+            <w:tcW w:type="dxa" w:w="3408"/>
           </w:tcPr>
           <w:p>
             <w:pPr>
@@ -2817,10 +3062,31 @@
             </w:r>
             <w:r>
               <w:rPr>
+                <w:sz w:val="18"/>
+              </w:rPr>
+              <w:t>快速找出值得推进的人</w:t>
+            </w:r>
+          </w:p>
+        </w:tc>
+        <w:tc>
+          <w:tcPr>
+            <w:tcW w:type="dxa" w:w="3408"/>
+          </w:tcPr>
+          <w:p>
+            <w:pPr>
+              <w:spacing w:after="20"/>
+            </w:pPr>
+            <w:r>
+              <w:rPr>
+                <w:sz w:val="18"/>
+              </w:rPr>
+            </w:r>
+            <w:r>
+              <w:rPr>
                 <w:b/>
                 <w:sz w:val="18"/>
               </w:rPr>
-              <w:t>5 / 5</w:t>
+              <w:t>怕漏掉好候选人被业务方追责、AI 出错算谁的</w:t>
             </w:r>
           </w:p>
         </w:tc>
@@ -2828,7 +3094,7 @@
       <w:tr>
         <w:tc>
           <w:tcPr>
-            <w:tcW w:type="dxa" w:w="5112"/>
+            <w:tcW w:type="dxa" w:w="3408"/>
           </w:tcPr>
           <w:p>
             <w:pPr>
@@ -2843,13 +3109,13 @@
               <w:rPr>
                 <w:sz w:val="18"/>
               </w:rPr>
-              <w:t>「AI 判断不准」</w:t>
+              <w:t>业务面试官</w:t>
             </w:r>
           </w:p>
         </w:tc>
         <w:tc>
           <w:tcPr>
-            <w:tcW w:type="dxa" w:w="5112"/>
+            <w:tcW w:type="dxa" w:w="3408"/>
           </w:tcPr>
           <w:p>
             <w:pPr>
@@ -2864,7 +3130,28 @@
               <w:rPr>
                 <w:sz w:val="18"/>
               </w:rPr>
-              <w:t>2 / 5</w:t>
+              <w:t>面试前知道该问什么</w:t>
+            </w:r>
+          </w:p>
+        </w:tc>
+        <w:tc>
+          <w:tcPr>
+            <w:tcW w:type="dxa" w:w="3408"/>
+          </w:tcPr>
+          <w:p>
+            <w:pPr>
+              <w:spacing w:after="20"/>
+            </w:pPr>
+            <w:r>
+              <w:rPr>
+                <w:sz w:val="18"/>
+              </w:rPr>
+            </w:r>
+            <w:r>
+              <w:rPr>
+                <w:sz w:val="18"/>
+              </w:rPr>
+              <w:t>不信 AI 懂专业，担心题目外行</w:t>
             </w:r>
           </w:p>
         </w:tc>
@@ -2872,7 +3159,7 @@
       <w:tr>
         <w:tc>
           <w:tcPr>
-            <w:tcW w:type="dxa" w:w="5112"/>
+            <w:tcW w:type="dxa" w:w="3408"/>
           </w:tcPr>
           <w:p>
             <w:pPr>
@@ -2887,13 +3174,13 @@
               <w:rPr>
                 <w:sz w:val="18"/>
               </w:rPr>
-              <w:t>「操作太麻烦」</w:t>
+              <w:t>用人经理</w:t>
             </w:r>
           </w:p>
         </w:tc>
         <w:tc>
           <w:tcPr>
-            <w:tcW w:type="dxa" w:w="5112"/>
+            <w:tcW w:type="dxa" w:w="3408"/>
           </w:tcPr>
           <w:p>
             <w:pPr>
@@ -2908,15 +3195,13 @@
               <w:rPr>
                 <w:sz w:val="18"/>
               </w:rPr>
-              <w:t>2 / 5</w:t>
+              <w:t>更快拿到合适的人</w:t>
             </w:r>
           </w:p>
         </w:tc>
-      </w:tr>
-      <w:tr>
         <w:tc>
           <w:tcPr>
-            <w:tcW w:type="dxa" w:w="5112"/>
+            <w:tcW w:type="dxa" w:w="3408"/>
           </w:tcPr>
           <w:p>
             <w:pPr>
@@ -2931,28 +3216,7 @@
               <w:rPr>
                 <w:sz w:val="18"/>
               </w:rPr>
-              <w:t>「数据安全问题」</w:t>
-            </w:r>
-          </w:p>
-        </w:tc>
-        <w:tc>
-          <w:tcPr>
-            <w:tcW w:type="dxa" w:w="5112"/>
-          </w:tcPr>
-          <w:p>
-            <w:pPr>
-              <w:spacing w:after="20"/>
-            </w:pPr>
-            <w:r>
-              <w:rPr>
-                <w:sz w:val="18"/>
-              </w:rPr>
-            </w:r>
-            <w:r>
-              <w:rPr>
-                <w:sz w:val="18"/>
-              </w:rPr>
-              <w:t>1 / 5</w:t>
+              <w:t>标准被固化后无法破格</w:t>
             </w:r>
           </w:p>
         </w:tc>
@@ -3047,7 +3311,432 @@
         <w:rPr>
           <w:rFonts w:ascii="微软雅黑" w:hAnsi="微软雅黑" w:eastAsia="微软雅黑"/>
         </w:rPr>
-        <w:t>4.3 被忽略的第四类用户：候选人</w:t>
+        <w:t>4.3 被低估的一环：新人培训考核</w:t>
+      </w:r>
+    </w:p>
+    <w:p>
+      <w:pPr>
+        <w:spacing w:after="80" w:line="300" w:lineRule="auto"/>
+      </w:pPr>
+      <w:r>
+        <w:t>招聘的终点不是入职。</w:t>
+      </w:r>
+      <w:r>
+        <w:rPr>
+          <w:b/>
+        </w:rPr>
+        <w:t>决定招聘质量的最后一道关口是试用期</w:t>
+      </w:r>
+      <w:r>
+        <w:t xml:space="preserve"> —— 人招进来了，</w:t>
+      </w:r>
+    </w:p>
+    <w:p>
+      <w:pPr>
+        <w:spacing w:after="80" w:line="300" w:lineRule="auto"/>
+      </w:pPr>
+      <w:r>
+        <w:t>但能不能上手、会不会被淘汰，取决于培训与考核是否真的有效。</w:t>
+      </w:r>
+    </w:p>
+    <w:p>
+      <w:pPr>
+        <w:spacing w:after="80" w:line="300" w:lineRule="auto"/>
+      </w:pPr>
+      <w:r>
+        <w:t>现状有三个问题：</w:t>
+      </w:r>
+    </w:p>
+    <w:tbl>
+      <w:tblPr>
+        <w:tblStyle w:val="LightGrid-Accent1"/>
+        <w:tblW w:type="auto" w:w="0"/>
+        <w:jc w:val="center"/>
+        <w:tblLook w:firstColumn="1" w:firstRow="1" w:lastColumn="0" w:lastRow="0" w:noHBand="0" w:noVBand="1" w:val="04A0"/>
+      </w:tblPr>
+      <w:tblGrid>
+        <w:gridCol w:w="3408"/>
+        <w:gridCol w:w="3408"/>
+        <w:gridCol w:w="3408"/>
+      </w:tblGrid>
+      <w:tr>
+        <w:tc>
+          <w:tcPr>
+            <w:tcW w:type="dxa" w:w="3408"/>
+            <w:shd w:val="clear" w:fill="EDF2F7"/>
+          </w:tcPr>
+          <w:p>
+            <w:pPr>
+              <w:spacing w:after="20"/>
+            </w:pPr>
+            <w:r>
+              <w:rPr>
+                <w:b/>
+                <w:sz w:val="18"/>
+              </w:rPr>
+            </w:r>
+            <w:r>
+              <w:rPr>
+                <w:b/>
+                <w:sz w:val="18"/>
+              </w:rPr>
+              <w:t>问题</w:t>
+            </w:r>
+          </w:p>
+        </w:tc>
+        <w:tc>
+          <w:tcPr>
+            <w:tcW w:type="dxa" w:w="3408"/>
+            <w:shd w:val="clear" w:fill="EDF2F7"/>
+          </w:tcPr>
+          <w:p>
+            <w:pPr>
+              <w:spacing w:after="20"/>
+            </w:pPr>
+            <w:r>
+              <w:rPr>
+                <w:b/>
+                <w:sz w:val="18"/>
+              </w:rPr>
+            </w:r>
+            <w:r>
+              <w:rPr>
+                <w:b/>
+                <w:sz w:val="18"/>
+              </w:rPr>
+              <w:t>表现</w:t>
+            </w:r>
+          </w:p>
+        </w:tc>
+        <w:tc>
+          <w:tcPr>
+            <w:tcW w:type="dxa" w:w="3408"/>
+            <w:shd w:val="clear" w:fill="EDF2F7"/>
+          </w:tcPr>
+          <w:p>
+            <w:pPr>
+              <w:spacing w:after="20"/>
+            </w:pPr>
+            <w:r>
+              <w:rPr>
+                <w:b/>
+                <w:sz w:val="18"/>
+              </w:rPr>
+            </w:r>
+            <w:r>
+              <w:rPr>
+                <w:b/>
+                <w:sz w:val="18"/>
+              </w:rPr>
+              <w:t>根因</w:t>
+            </w:r>
+          </w:p>
+        </w:tc>
+      </w:tr>
+      <w:tr>
+        <w:tc>
+          <w:tcPr>
+            <w:tcW w:type="dxa" w:w="3408"/>
+          </w:tcPr>
+          <w:p>
+            <w:pPr>
+              <w:spacing w:after="20"/>
+            </w:pPr>
+            <w:r>
+              <w:rPr>
+                <w:sz w:val="18"/>
+              </w:rPr>
+            </w:r>
+            <w:r>
+              <w:rPr>
+                <w:sz w:val="18"/>
+              </w:rPr>
+              <w:t>准备成本高</w:t>
+            </w:r>
+          </w:p>
+        </w:tc>
+        <w:tc>
+          <w:tcPr>
+            <w:tcW w:type="dxa" w:w="3408"/>
+          </w:tcPr>
+          <w:p>
+            <w:pPr>
+              <w:spacing w:after="20"/>
+            </w:pPr>
+            <w:r>
+              <w:rPr>
+                <w:sz w:val="18"/>
+              </w:rPr>
+            </w:r>
+            <w:r>
+              <w:rPr>
+                <w:sz w:val="18"/>
+              </w:rPr>
+              <w:t>新岗位培训材料从零准备 2–3 周</w:t>
+            </w:r>
+          </w:p>
+        </w:tc>
+        <w:tc>
+          <w:tcPr>
+            <w:tcW w:type="dxa" w:w="3408"/>
+          </w:tcPr>
+          <w:p>
+            <w:pPr>
+              <w:spacing w:after="20"/>
+            </w:pPr>
+            <w:r>
+              <w:rPr>
+                <w:sz w:val="18"/>
+              </w:rPr>
+            </w:r>
+            <w:r>
+              <w:rPr>
+                <w:sz w:val="18"/>
+              </w:rPr>
+              <w:t>内容散落在各业务线，无统一载体</w:t>
+            </w:r>
+          </w:p>
+        </w:tc>
+      </w:tr>
+      <w:tr>
+        <w:tc>
+          <w:tcPr>
+            <w:tcW w:type="dxa" w:w="3408"/>
+          </w:tcPr>
+          <w:p>
+            <w:pPr>
+              <w:spacing w:after="20"/>
+            </w:pPr>
+            <w:r>
+              <w:rPr>
+                <w:sz w:val="18"/>
+              </w:rPr>
+            </w:r>
+            <w:r>
+              <w:rPr>
+                <w:sz w:val="18"/>
+              </w:rPr>
+              <w:t>考核与岗位脱节</w:t>
+            </w:r>
+          </w:p>
+        </w:tc>
+        <w:tc>
+          <w:tcPr>
+            <w:tcW w:type="dxa" w:w="3408"/>
+          </w:tcPr>
+          <w:p>
+            <w:pPr>
+              <w:spacing w:after="20"/>
+            </w:pPr>
+            <w:r>
+              <w:rPr>
+                <w:sz w:val="18"/>
+              </w:rPr>
+            </w:r>
+            <w:r>
+              <w:rPr>
+                <w:sz w:val="18"/>
+              </w:rPr>
+              <w:t>考的是「记住了多少文档」，不是「能不能上手干活」</w:t>
+            </w:r>
+          </w:p>
+        </w:tc>
+        <w:tc>
+          <w:tcPr>
+            <w:tcW w:type="dxa" w:w="3408"/>
+          </w:tcPr>
+          <w:p>
+            <w:pPr>
+              <w:spacing w:after="20"/>
+            </w:pPr>
+            <w:r>
+              <w:rPr>
+                <w:sz w:val="18"/>
+              </w:rPr>
+            </w:r>
+            <w:r>
+              <w:rPr>
+                <w:sz w:val="18"/>
+              </w:rPr>
+              <w:t>题库由带教人凭经验出，未锚定岗位能力项</w:t>
+            </w:r>
+          </w:p>
+        </w:tc>
+      </w:tr>
+      <w:tr>
+        <w:tc>
+          <w:tcPr>
+            <w:tcW w:type="dxa" w:w="3408"/>
+          </w:tcPr>
+          <w:p>
+            <w:pPr>
+              <w:spacing w:after="20"/>
+            </w:pPr>
+            <w:r>
+              <w:rPr>
+                <w:sz w:val="18"/>
+              </w:rPr>
+            </w:r>
+            <w:r>
+              <w:rPr>
+                <w:sz w:val="18"/>
+              </w:rPr>
+              <w:t>结果无法验证</w:t>
+            </w:r>
+          </w:p>
+        </w:tc>
+        <w:tc>
+          <w:tcPr>
+            <w:tcW w:type="dxa" w:w="3408"/>
+          </w:tcPr>
+          <w:p>
+            <w:pPr>
+              <w:spacing w:after="20"/>
+            </w:pPr>
+            <w:r>
+              <w:rPr>
+                <w:sz w:val="18"/>
+              </w:rPr>
+            </w:r>
+            <w:r>
+              <w:rPr>
+                <w:sz w:val="18"/>
+              </w:rPr>
+              <w:t>试用期淘汰率 16%</w:t>
+            </w:r>
+          </w:p>
+        </w:tc>
+        <w:tc>
+          <w:tcPr>
+            <w:tcW w:type="dxa" w:w="3408"/>
+          </w:tcPr>
+          <w:p>
+            <w:pPr>
+              <w:spacing w:after="20"/>
+            </w:pPr>
+            <w:r>
+              <w:rPr>
+                <w:sz w:val="18"/>
+              </w:rPr>
+            </w:r>
+            <w:r>
+              <w:rPr>
+                <w:sz w:val="18"/>
+              </w:rPr>
+              <w:t>考核成绩与真实表现不相关，没人当真</w:t>
+            </w:r>
+          </w:p>
+        </w:tc>
+      </w:tr>
+    </w:tbl>
+    <w:p>
+      <w:pPr>
+        <w:spacing w:after="60"/>
+      </w:pPr>
+    </w:p>
+    <w:p>
+      <w:pPr>
+        <w:spacing w:after="80" w:line="300" w:lineRule="auto"/>
+      </w:pPr>
+      <w:r>
+        <w:rPr>
+          <w:b/>
+        </w:rPr>
+        <w:t>为什么这一环对产品价值特别重要</w:t>
+      </w:r>
+      <w:r>
+        <w:t>：它是唯一的</w:t>
+      </w:r>
+      <w:r>
+        <w:rPr>
+          <w:b/>
+        </w:rPr>
+        <w:t>结果信号</w:t>
+      </w:r>
+      <w:r>
+        <w:t>。</w:t>
+      </w:r>
+    </w:p>
+    <w:p>
+      <w:pPr>
+        <w:spacing w:after="80" w:line="300" w:lineRule="auto"/>
+      </w:pPr>
+      <w:r>
+        <w:t>简历筛选、面试评价都是过程信号 —— 它们只能说明「AI 像不像 HR」；</w:t>
+      </w:r>
+    </w:p>
+    <w:p>
+      <w:pPr>
+        <w:spacing w:after="80" w:line="300" w:lineRule="auto"/>
+      </w:pPr>
+      <w:r>
+        <w:t>只有试用期表现能回答「当初的判断到底对不对」。</w:t>
+      </w:r>
+    </w:p>
+    <w:p>
+      <w:pPr>
+        <w:spacing w:after="80" w:line="300" w:lineRule="auto"/>
+      </w:pPr>
+      <w:r>
+        <w:t>没有这一环回流，整个产品衡量的是「一致性」，而不是「准确性」。</w:t>
+      </w:r>
+    </w:p>
+    <w:p>
+      <w:pPr>
+        <w:spacing w:after="80" w:line="300" w:lineRule="auto"/>
+      </w:pPr>
+      <w:r>
+        <w:rPr>
+          <w:b/>
+        </w:rPr>
+        <w:t>本产品的做法</w:t>
+      </w:r>
+      <w:r>
+        <w:t>：把考核题目</w:t>
+      </w:r>
+      <w:r>
+        <w:rPr>
+          <w:b/>
+        </w:rPr>
+        <w:t>锚定到岗位能力项</w:t>
+      </w:r>
+      <w:r>
+        <w:t>上（与筛选、面试共用同一套能力模型），</w:t>
+      </w:r>
+    </w:p>
+    <w:p>
+      <w:pPr>
+        <w:spacing w:after="80" w:line="300" w:lineRule="auto"/>
+      </w:pPr>
+      <w:r>
+        <w:t>用公司真实文档生成大纲与题库、每题标注出处，再用三层反作弊保证成绩可信。</w:t>
+      </w:r>
+    </w:p>
+    <w:p>
+      <w:pPr>
+        <w:spacing w:after="80" w:line="300" w:lineRule="auto"/>
+      </w:pPr>
+      <w:r>
+        <w:t>这让考核成绩第一次具备了预测能力，也才能反过来校准筛选标准。</w:t>
+      </w:r>
+    </w:p>
+    <w:p>
+      <w:pPr>
+        <w:spacing w:after="80" w:line="300" w:lineRule="auto"/>
+      </w:pPr>
+      <w:r>
+        <w:t>对应指标：新人独立上岗 45 天 → 35 天以内；试用期通过率 84% → 90%。</w:t>
+      </w:r>
+    </w:p>
+    <w:p>
+      <w:pPr>
+        <w:pStyle w:val="Heading3"/>
+      </w:pPr>
+      <w:r>
+        <w:rPr>
+          <w:rFonts w:ascii="微软雅黑" w:hAnsi="微软雅黑" w:eastAsia="微软雅黑"/>
+        </w:rPr>
+        <w:t>4.4 被忽略的第五类用户：候选人</w:t>
       </w:r>
     </w:p>
     <w:p>
@@ -4493,7 +5182,7 @@
               <w:rPr>
                 <w:sz w:val="18"/>
               </w:rPr>
-              <w:t>单份简历初筛从 6–10 分钟降到 30 秒内（P95）</w:t>
+              <w:t>单份简历初筛从 4 分钟降到 60 秒以内（含 AI 结论复核时间）</w:t>
             </w:r>
           </w:p>
         </w:tc>
@@ -4559,7 +5248,7 @@
               <w:rPr>
                 <w:sz w:val="18"/>
               </w:rPr>
-              <w:t>能力模型作为共同语言；一致率可量化（目标 ≥ 0.75）</w:t>
+              <w:t>能力模型作为共同语言；一致率可量化（目标 ≥ 85%）</w:t>
             </w:r>
           </w:p>
         </w:tc>
@@ -5289,6 +5978,72 @@
           </w:p>
         </w:tc>
       </w:tr>
+      <w:tr>
+        <w:tc>
+          <w:tcPr>
+            <w:tcW w:type="dxa" w:w="3408"/>
+          </w:tcPr>
+          <w:p>
+            <w:pPr>
+              <w:spacing w:after="20"/>
+            </w:pPr>
+            <w:r>
+              <w:rPr>
+                <w:sz w:val="18"/>
+              </w:rPr>
+            </w:r>
+            <w:r>
+              <w:rPr>
+                <w:b/>
+                <w:sz w:val="18"/>
+              </w:rPr>
+              <w:t>新人培养提效</w:t>
+            </w:r>
+          </w:p>
+        </w:tc>
+        <w:tc>
+          <w:tcPr>
+            <w:tcW w:type="dxa" w:w="3408"/>
+          </w:tcPr>
+          <w:p>
+            <w:pPr>
+              <w:spacing w:after="20"/>
+            </w:pPr>
+            <w:r>
+              <w:rPr>
+                <w:sz w:val="18"/>
+              </w:rPr>
+            </w:r>
+            <w:r>
+              <w:rPr>
+                <w:sz w:val="18"/>
+              </w:rPr>
+              <w:t>中</w:t>
+            </w:r>
+          </w:p>
+        </w:tc>
+        <w:tc>
+          <w:tcPr>
+            <w:tcW w:type="dxa" w:w="3408"/>
+          </w:tcPr>
+          <w:p>
+            <w:pPr>
+              <w:spacing w:after="20"/>
+            </w:pPr>
+            <w:r>
+              <w:rPr>
+                <w:sz w:val="18"/>
+              </w:rPr>
+            </w:r>
+            <w:r>
+              <w:rPr>
+                <w:sz w:val="18"/>
+              </w:rPr>
+              <w:t>培训材料准备从 2–3 周降到 2 天；考核与岗位能力挂钩后，试用期淘汰率下降</w:t>
+            </w:r>
+          </w:p>
+        </w:tc>
+      </w:tr>
     </w:tbl>
     <w:p>
       <w:pPr>
@@ -5328,6 +6083,44 @@
         <w:t>7.2 计费模式假设</w:t>
       </w:r>
     </w:p>
+    <w:p>
+      <w:pPr>
+        <w:spacing w:after="80" w:line="300" w:lineRule="auto"/>
+      </w:pPr>
+      <w:r>
+        <w:rPr>
+          <w:b/>
+        </w:rPr>
+        <w:t>培训考核模块增强了定价能力</w:t>
+      </w:r>
+      <w:r>
+        <w:t>：它服务的是「新人培养」这个 HR 之外的预算口</w:t>
+      </w:r>
+    </w:p>
+    <w:p>
+      <w:pPr>
+        <w:spacing w:after="80" w:line="300" w:lineRule="auto"/>
+      </w:pPr>
+      <w:r>
+        <w:t>（培训与发展预算），而且受益方是带教人与业务线，不只是招聘团队。</w:t>
+      </w:r>
+    </w:p>
+    <w:p>
+      <w:pPr>
+        <w:spacing w:after="80" w:line="300" w:lineRule="auto"/>
+      </w:pPr>
+      <w:r>
+        <w:t>按「岗位数 / 能力模型数」计费时，培训场景会显著提升单客价值 ——</w:t>
+      </w:r>
+    </w:p>
+    <w:p>
+      <w:pPr>
+        <w:spacing w:after="80" w:line="300" w:lineRule="auto"/>
+      </w:pPr>
+      <w:r>
+        <w:t>因为一个岗位的能力模型同时覆盖招聘与培养，客户更容易认可这个单价。</w:t>
+      </w:r>
+    </w:p>
     <w:tbl>
       <w:tblPr>
         <w:tblStyle w:val="LightGrid-Accent1"/>
@@ -5499,7 +6292,7 @@
               <w:rPr>
                 <w:sz w:val="18"/>
               </w:rPr>
-              <w:t>与价值不相关</w:t>
+              <w:t>与价值不相关，且培训的使用者不是 HR</w:t>
             </w:r>
           </w:p>
         </w:tc>
@@ -6096,6 +6889,71 @@
                 <w:sz w:val="18"/>
               </w:rPr>
               <w:t>这是主要人力成本</w:t>
+            </w:r>
+          </w:p>
+        </w:tc>
+      </w:tr>
+      <w:tr>
+        <w:tc>
+          <w:tcPr>
+            <w:tcW w:type="dxa" w:w="3408"/>
+          </w:tcPr>
+          <w:p>
+            <w:pPr>
+              <w:spacing w:after="20"/>
+            </w:pPr>
+            <w:r>
+              <w:rPr>
+                <w:sz w:val="18"/>
+              </w:rPr>
+            </w:r>
+            <w:r>
+              <w:rPr>
+                <w:sz w:val="18"/>
+              </w:rPr>
+              <w:t>培训内容生成</w:t>
+            </w:r>
+          </w:p>
+        </w:tc>
+        <w:tc>
+          <w:tcPr>
+            <w:tcW w:type="dxa" w:w="3408"/>
+          </w:tcPr>
+          <w:p>
+            <w:pPr>
+              <w:spacing w:after="20"/>
+            </w:pPr>
+            <w:r>
+              <w:rPr>
+                <w:sz w:val="18"/>
+              </w:rPr>
+            </w:r>
+            <w:r>
+              <w:rPr>
+                <w:sz w:val="18"/>
+              </w:rPr>
+              <w:t>长文生成（大纲 + 题库）单次成本高于单份简历</w:t>
+            </w:r>
+          </w:p>
+        </w:tc>
+        <w:tc>
+          <w:tcPr>
+            <w:tcW w:type="dxa" w:w="3408"/>
+          </w:tcPr>
+          <w:p>
+            <w:pPr>
+              <w:spacing w:after="20"/>
+            </w:pPr>
+            <w:r>
+              <w:rPr>
+                <w:sz w:val="18"/>
+              </w:rPr>
+            </w:r>
+            <w:r>
+              <w:rPr>
+                <w:sz w:val="18"/>
+              </w:rPr>
+              <w:t>属可分层优化项：大纲用大模型、格式化用小模型</w:t>
             </w:r>
           </w:p>
         </w:tc>
@@ -6338,7 +7196,7 @@
               <w:rPr>
                 <w:sz w:val="18"/>
               </w:rPr>
-              <w:t>一致率 ≥ 0.75</w:t>
+              <w:t>一致率 ≥ 85%</w:t>
             </w:r>
           </w:p>
         </w:tc>
